--- a/Generacion_Word_Araucania/template.docx
+++ b/Generacion_Word_Araucania/template.docx
@@ -786,11 +786,37 @@
           <w:p/>
         </w:tc>
       </w:tr>
+    </w:tbl>
+    <w:p>
+      <w:r>
+        <w:br w:type="page"/>
+      </w:r>
+    </w:p>
+    <w:tbl>
+      <w:tblPr>
+        <w:tblStyle w:val="a0"/>
+        <w:tblW w:w="9360" w:type="dxa"/>
+        <w:tblInd w:w="708" w:type="dxa"/>
+        <w:tblBorders>
+          <w:top w:val="single" w:sz="4" w:space="0" w:color="000000"/>
+          <w:left w:val="single" w:sz="4" w:space="0" w:color="000000"/>
+          <w:bottom w:val="single" w:sz="4" w:space="0" w:color="000000"/>
+          <w:right w:val="single" w:sz="4" w:space="0" w:color="000000"/>
+          <w:insideH w:val="single" w:sz="4" w:space="0" w:color="000000"/>
+          <w:insideV w:val="single" w:sz="4" w:space="0" w:color="000000"/>
+        </w:tblBorders>
+        <w:tblLayout w:type="fixed"/>
+        <w:tblLook w:val="0400" w:firstRow="0" w:lastRow="0" w:firstColumn="0" w:lastColumn="0" w:noHBand="0" w:noVBand="1"/>
+      </w:tblPr>
+      <w:tblGrid>
+        <w:gridCol w:w="9352"/>
+        <w:gridCol w:w="8"/>
+      </w:tblGrid>
       <w:tr>
         <w:tc>
           <w:tcPr>
             <w:tcW w:w="9360" w:type="dxa"/>
-            <w:gridSpan w:val="4"/>
+            <w:gridSpan w:val="2"/>
           </w:tcPr>
           <w:p>
             <w:pPr>
@@ -804,6 +830,82 @@
                 <w:b/>
                 <w:bCs/>
               </w:rPr>
+              <w:lastRenderedPageBreak/>
+              <w:t>III.</w:t>
+            </w:r>
+            <w:r>
+              <w:rPr>
+                <w:b/>
+                <w:bCs/>
+              </w:rPr>
+              <w:t>LOCALIZACION</w:t>
+            </w:r>
+          </w:p>
+        </w:tc>
+      </w:tr>
+      <w:tr>
+        <w:trPr>
+          <w:gridAfter w:val="1"/>
+          <w:wAfter w:w="8" w:type="dxa"/>
+          <w:trHeight w:val="3577"/>
+        </w:trPr>
+        <w:tc>
+          <w:tcPr>
+            <w:tcW w:w="9352" w:type="dxa"/>
+          </w:tcPr>
+          <w:p>
+            <w:r>
+              <w:t>{imagen}</w:t>
+            </w:r>
+          </w:p>
+          <w:p/>
+        </w:tc>
+      </w:tr>
+    </w:tbl>
+    <w:p>
+      <w:pPr>
+        <w:spacing w:after="0"/>
+        <w:ind w:left="708"/>
+      </w:pPr>
+    </w:p>
+    <w:tbl>
+      <w:tblPr>
+        <w:tblStyle w:val="a0"/>
+        <w:tblW w:w="9360" w:type="dxa"/>
+        <w:tblInd w:w="708" w:type="dxa"/>
+        <w:tblBorders>
+          <w:top w:val="single" w:sz="4" w:space="0" w:color="000000"/>
+          <w:left w:val="single" w:sz="4" w:space="0" w:color="000000"/>
+          <w:bottom w:val="single" w:sz="4" w:space="0" w:color="000000"/>
+          <w:right w:val="single" w:sz="4" w:space="0" w:color="000000"/>
+          <w:insideH w:val="single" w:sz="4" w:space="0" w:color="000000"/>
+          <w:insideV w:val="single" w:sz="4" w:space="0" w:color="000000"/>
+        </w:tblBorders>
+        <w:tblLayout w:type="fixed"/>
+        <w:tblLook w:val="0400" w:firstRow="0" w:lastRow="0" w:firstColumn="0" w:lastColumn="0" w:noHBand="0" w:noVBand="1"/>
+      </w:tblPr>
+      <w:tblGrid>
+        <w:gridCol w:w="3114"/>
+        <w:gridCol w:w="6246"/>
+      </w:tblGrid>
+      <w:tr>
+        <w:tc>
+          <w:tcPr>
+            <w:tcW w:w="9360" w:type="dxa"/>
+            <w:gridSpan w:val="2"/>
+          </w:tcPr>
+          <w:p>
+            <w:pPr>
+              <w:rPr>
+                <w:b/>
+                <w:bCs/>
+              </w:rPr>
+            </w:pPr>
+            <w:r>
+              <w:rPr>
+                <w:b/>
+                <w:bCs/>
+              </w:rPr>
               <w:t>III. DATOS DEL ASIGNATARIO</w:t>
             </w:r>
           </w:p>
@@ -823,7 +925,6 @@
         <w:tc>
           <w:tcPr>
             <w:tcW w:w="6246" w:type="dxa"/>
-            <w:gridSpan w:val="3"/>
           </w:tcPr>
           <w:p>
             <w:pPr>
@@ -866,7 +967,6 @@
         <w:tc>
           <w:tcPr>
             <w:tcW w:w="6246" w:type="dxa"/>
-            <w:gridSpan w:val="3"/>
           </w:tcPr>
           <w:p>
             <w:pPr>
@@ -898,6 +998,24 @@
         </w:tc>
       </w:tr>
     </w:tbl>
+    <w:p>
+      <w:pPr>
+        <w:spacing w:after="0"/>
+        <w:ind w:left="708"/>
+      </w:pPr>
+    </w:p>
+    <w:p>
+      <w:pPr>
+        <w:spacing w:after="0"/>
+        <w:ind w:left="708"/>
+      </w:pPr>
+    </w:p>
+    <w:p>
+      <w:pPr>
+        <w:spacing w:after="0"/>
+        <w:ind w:left="708"/>
+      </w:pPr>
+    </w:p>
     <w:p>
       <w:pPr>
         <w:spacing w:after="0"/>
@@ -1044,7 +1162,6 @@
           </w:tcPr>
           <w:p>
             <w:r>
-              <w:lastRenderedPageBreak/>
               <w:t>Calidad de Ocupante de la Vivienda</w:t>
             </w:r>
           </w:p>
@@ -1221,6 +1338,7 @@
         </w:rPr>
       </w:pPr>
       <w:r>
+        <w:lastRenderedPageBreak/>
         <w:tab/>
       </w:r>
       <w:r>
@@ -1758,11 +1876,7 @@
         </w:tc>
       </w:tr>
     </w:tbl>
-    <w:p>
-      <w:r>
-        <w:t>{imagen}</w:t>
-      </w:r>
-    </w:p>
+    <w:p/>
     <w:sectPr>
       <w:headerReference w:type="even" r:id="rId6"/>
       <w:headerReference w:type="default" r:id="rId7"/>

--- a/Generacion_Word_Araucania/template.docx
+++ b/Generacion_Word_Araucania/template.docx
@@ -1010,18 +1010,6 @@
         <w:ind w:left="708"/>
       </w:pPr>
     </w:p>
-    <w:p>
-      <w:pPr>
-        <w:spacing w:after="0"/>
-        <w:ind w:left="708"/>
-      </w:pPr>
-    </w:p>
-    <w:p>
-      <w:pPr>
-        <w:spacing w:after="0"/>
-        <w:ind w:left="708"/>
-      </w:pPr>
-    </w:p>
     <w:tbl>
       <w:tblPr>
         <w:tblStyle w:val="a1"/>
@@ -1338,7 +1326,6 @@
         </w:rPr>
       </w:pPr>
       <w:r>
-        <w:lastRenderedPageBreak/>
         <w:tab/>
       </w:r>
       <w:r>
@@ -1361,6 +1348,7 @@
           <w:b/>
           <w:bCs/>
         </w:rPr>
+        <w:lastRenderedPageBreak/>
         <w:tab/>
       </w:r>
       <w:r>
